--- a/zhs/docx/027.content.docx
+++ b/zhs/docx/027.content.docx
@@ -230,97 +230,31 @@
         <w:rPr>
           <w:lang w:val="zh_CN" w:bidi="zh_CN"/>
         </w:rPr>
-        <w:t>神应许</w:t>
-      </w:r>
-      <w:hyperlink r:id="rId13">
-        <w:r>
-          <w:rPr>
-            <w:lang w:val="zh_CN" w:bidi="zh_CN"/>
-          </w:rPr>
-          <w:rPr>
-            <w:color w:val="0000EE"/>
-            <w:u w:val="single"/>
-          </w:rPr>
-          <w:t>亚伯拉罕</w:t>
-        </w:r>
-      </w:hyperlink>
-      <w:r>
-        <w:rPr>
-          <w:lang w:val="zh_CN" w:bidi="zh_CN"/>
-        </w:rPr>
-        <w:t>会</w:t>
-      </w:r>
-      <w:hyperlink r:id="rId14">
-        <w:r>
-          <w:rPr>
-            <w:lang w:val="zh_CN" w:bidi="zh_CN"/>
-          </w:rPr>
-          <w:rPr>
-            <w:color w:val="0000EE"/>
-            <w:u w:val="single"/>
-          </w:rPr>
-          <w:t>祝福</w:t>
-        </w:r>
-      </w:hyperlink>
-      <w:r>
-        <w:rPr>
-          <w:lang w:val="zh_CN" w:bidi="zh_CN"/>
-        </w:rPr>
-        <w:t>亚伯拉罕的</w:t>
-      </w:r>
-      <w:hyperlink r:id="rId15">
-        <w:r>
-          <w:rPr>
-            <w:lang w:val="zh_CN" w:bidi="zh_CN"/>
-          </w:rPr>
-          <w:rPr>
-            <w:color w:val="0000EE"/>
-            <w:u w:val="single"/>
-          </w:rPr>
-          <w:t>后裔</w:t>
-        </w:r>
-      </w:hyperlink>
-      <w:r>
-        <w:rPr>
-          <w:lang w:val="zh_CN" w:bidi="zh_CN"/>
-        </w:rPr>
-        <w:t>。 亚伯拉罕的后裔将成为</w:t>
-      </w:r>
-      <w:hyperlink r:id="rId16">
-        <w:r>
-          <w:rPr>
-            <w:lang w:val="zh_CN" w:bidi="zh_CN"/>
-          </w:rPr>
-          <w:rPr>
-            <w:color w:val="0000EE"/>
-            <w:u w:val="single"/>
-          </w:rPr>
-          <w:t>万国</w:t>
-        </w:r>
-      </w:hyperlink>
-      <w:r>
-        <w:rPr>
-          <w:lang w:val="zh_CN" w:bidi="zh_CN"/>
-        </w:rPr>
-        <w:t>的祝福，神会赐给他们一块土地，让他们可以居住。 亚伯拉罕的后嗣是以撒。 亚伯拉罕死后，亚伯拉罕的儿子以撒继承了这个应许。 这意味着神对亚伯拉罕的应许，现在也是对以撒的应许。 以撒死后，以撒的儿子雅各继承了这个应许。 通过雅各，所有</w:t>
-      </w:r>
-      <w:hyperlink r:id="rId17">
-        <w:r>
-          <w:rPr>
-            <w:lang w:val="zh_CN" w:bidi="zh_CN"/>
-          </w:rPr>
-          <w:rPr>
-            <w:color w:val="0000EE"/>
-            <w:u w:val="single"/>
-          </w:rPr>
-          <w:t>以色列人</w:t>
-        </w:r>
-      </w:hyperlink>
-      <w:r>
-        <w:rPr>
-          <w:lang w:val="zh_CN" w:bidi="zh_CN"/>
-        </w:rPr>
-        <w:t>都继承了这个应许。</w:t>
+        <w:t>神应许亚伯拉罕会</w:t>
+      </w:r>
+      <w:r>
+        <w:rPr>
+          <w:lang w:val="zh_CN" w:bidi="zh_CN"/>
+        </w:rPr>
+        <w:t>祝福</w:t>
+      </w:r>
+      <w:r>
+        <w:rPr>
+          <w:lang w:val="zh_CN" w:bidi="zh_CN"/>
+        </w:rPr>
+        <w:t>亚伯拉罕的后裔。 亚伯拉罕的后裔将成为</w:t>
+      </w:r>
+      <w:r>
+        <w:rPr>
+          <w:lang w:val="zh_CN" w:bidi="zh_CN"/>
+        </w:rPr>
+        <w:t>万国</w:t>
+      </w:r>
+      <w:r>
+        <w:rPr>
+          <w:lang w:val="zh_CN" w:bidi="zh_CN"/>
+        </w:rPr>
+        <w:t>的祝福，神会赐给他们一块土地，让他们可以居住。 亚伯拉罕的后嗣是以撒。 亚伯拉罕死后，亚伯拉罕的儿子以撒继承了这个应许。 这意味着神对亚伯拉罕的应许，现在也是对以撒的应许。 以撒死后，以撒的儿子雅各继承了这个应许。 通过雅各，所有以色列人都继承了这个应许。</w:t>
       </w:r>
     </w:p>
     <w:p>
@@ -350,36 +284,24 @@
         </w:rPr>
         <w:t>新约也说，耶稣是万有的后嗣。 耶稣是</w:t>
       </w:r>
-      <w:hyperlink r:id="rId18">
-        <w:r>
-          <w:rPr>
-            <w:lang w:val="zh_CN" w:bidi="zh_CN"/>
-          </w:rPr>
-          <w:rPr>
-            <w:color w:val="0000EE"/>
-            <w:u w:val="single"/>
-          </w:rPr>
-          <w:t>神的儿子</w:t>
-        </w:r>
-      </w:hyperlink>
+      <w:r>
+        <w:rPr>
+          <w:lang w:val="zh_CN" w:bidi="zh_CN"/>
+        </w:rPr>
+        <w:t>神的儿子</w:t>
+      </w:r>
       <w:r>
         <w:rPr>
           <w:lang w:val="zh_CN" w:bidi="zh_CN"/>
         </w:rPr>
         <w:t>。 现在，我们当然知道父神永远不会死，所以这并不意味着耶稣会在神死后继承这些东西。 当圣经说耶稣是后嗣时，这意味着一切都理所当然地属于耶稣。 整个世界都属于耶稣，</w:t>
       </w:r>
-      <w:hyperlink r:id="rId19">
-        <w:r>
-          <w:rPr>
-            <w:lang w:val="zh_CN" w:bidi="zh_CN"/>
-          </w:rPr>
-          <w:rPr>
-            <w:color w:val="0000EE"/>
-            <w:u w:val="single"/>
-          </w:rPr>
-          <w:t>神的国</w:t>
-        </w:r>
-      </w:hyperlink>
+      <w:r>
+        <w:rPr>
+          <w:lang w:val="zh_CN" w:bidi="zh_CN"/>
+        </w:rPr>
+        <w:t>神的国</w:t>
+      </w:r>
       <w:r>
         <w:rPr>
           <w:lang w:val="zh_CN" w:bidi="zh_CN"/>
@@ -400,41 +322,17 @@
         </w:rPr>
         <w:t>新约也称</w:t>
       </w:r>
-      <w:hyperlink r:id="rId20">
-        <w:r>
-          <w:rPr>
-            <w:lang w:val="zh_CN" w:bidi="zh_CN"/>
-          </w:rPr>
-          <w:rPr>
-            <w:color w:val="0000EE"/>
-            <w:u w:val="single"/>
-          </w:rPr>
-          <w:t>信</w:t>
-        </w:r>
-      </w:hyperlink>
-      <w:r>
-        <w:rPr>
-          <w:lang w:val="zh_CN" w:bidi="zh_CN"/>
-        </w:rPr>
-        <w:t>耶稣的人与耶稣一起"同作后嗣"。 耶稣正在与所有信靠祂为</w:t>
-      </w:r>
-      <w:hyperlink r:id="rId21">
-        <w:r>
-          <w:rPr>
-            <w:lang w:val="zh_CN" w:bidi="zh_CN"/>
-          </w:rPr>
-          <w:rPr>
-            <w:color w:val="0000EE"/>
-            <w:u w:val="single"/>
-          </w:rPr>
-          <w:t>救主</w:t>
-        </w:r>
-      </w:hyperlink>
-      <w:r>
-        <w:rPr>
-          <w:lang w:val="zh_CN" w:bidi="zh_CN"/>
-        </w:rPr>
-        <w:t>的人分享祂的产业！</w:t>
+      <w:r>
+        <w:rPr>
+          <w:lang w:val="zh_CN" w:bidi="zh_CN"/>
+        </w:rPr>
+        <w:t>信</w:t>
+      </w:r>
+      <w:r>
+        <w:rPr>
+          <w:lang w:val="zh_CN" w:bidi="zh_CN"/>
+        </w:rPr>
+        <w:t>耶稣的人与耶稣一起"同作后嗣"。 耶稣正在与所有信靠祂为救主的人分享祂的产业！</w:t>
       </w:r>
       <w:r>
         <w:rPr>
@@ -489,7 +387,7 @@
           <w:lang w:val="zh_CN" w:bidi="zh_CN"/>
         </w:rPr>
       </w:r>
-      <w:hyperlink r:id="rId22">
+      <w:hyperlink r:id="rId13">
         <w:r>
           <w:rPr>
             <w:lang w:val="zh_CN" w:bidi="zh_CN"/>

--- a/zhs/docx/027.content.docx
+++ b/zhs/docx/027.content.docx
@@ -333,77 +333,6 @@
           <w:lang w:val="zh_CN" w:bidi="zh_CN"/>
         </w:rPr>
         <w:t>耶稣的人与耶稣一起"同作后嗣"。 耶稣正在与所有信靠祂为救主的人分享祂的产业！</w:t>
-      </w:r>
-      <w:r>
-        <w:rPr>
-          <w:lang w:val="zh_CN" w:bidi="zh_CN"/>
-        </w:rPr>
-      </w:r>
-      <w:r>
-        <w:rPr>
-          <w:lang w:val="zh_CN" w:bidi="zh_CN"/>
-        </w:rPr>
-      </w:r>
-    </w:p>
-    <w:p>
-      <w:pPr/>
-      <w:r>
-        <w:rPr>
-          <w:lang w:val="zh_CN" w:bidi="zh_CN"/>
-        </w:rPr>
-      </w:r>
-    </w:p>
-    <w:p>
-      <w:pPr>
-        <w:pStyle w:val="Heading2"/>
-      </w:pPr>
-      <w:r>
-        <w:rPr>
-          <w:lang w:val="zh_CN" w:bidi="zh_CN"/>
-        </w:rPr>
-        <w:t>后嗣</w:t>
-      </w:r>
-      <w:r>
-        <w:rPr>
-          <w:lang w:val="zh_CN" w:bidi="zh_CN"/>
-        </w:rPr>
-      </w:r>
-    </w:p>
-    <w:p>
-      <w:pPr>
-        <w:pStyle w:val="Heading4"/>
-      </w:pPr>
-      <w:r>
-        <w:rPr>
-          <w:lang w:val="zh_CN" w:bidi="zh_CN"/>
-        </w:rPr>
-        <w:t>Audio Content</w:t>
-      </w:r>
-    </w:p>
-    <w:p>
-      <w:pPr/>
-      <w:r>
-        <w:rPr>
-          <w:lang w:val="zh_CN" w:bidi="zh_CN"/>
-        </w:rPr>
-      </w:r>
-      <w:hyperlink r:id="rId13">
-        <w:r>
-          <w:rPr>
-            <w:lang w:val="zh_CN" w:bidi="zh_CN"/>
-          </w:rPr>
-          <w:rPr>
-            <w:color w:val="0000EE"/>
-            <w:u w:val="single"/>
-          </w:rPr>
-          <w:t>mp3 file</w:t>
-        </w:r>
-      </w:hyperlink>
-      <w:r>
-        <w:rPr>
-          <w:lang w:val="zh_CN" w:bidi="zh_CN"/>
-        </w:rPr>
-        <w:t xml:space="preserve"> (None KB)</w:t>
       </w:r>
       <w:r>
         <w:rPr>

--- a/zhs/docx/027.content.docx
+++ b/zhs/docx/027.content.docx
@@ -230,31 +230,97 @@
         <w:rPr>
           <w:lang w:val="zh_CN" w:bidi="zh_CN"/>
         </w:rPr>
-        <w:t>神应许亚伯拉罕会</w:t>
+        <w:t>神应许</w:t>
       </w:r>
+      <w:hyperlink r:id="rId13">
+        <w:r>
+          <w:rPr>
+            <w:lang w:val="zh_CN" w:bidi="zh_CN"/>
+          </w:rPr>
+          <w:rPr>
+            <w:color w:val="0000EE"/>
+            <w:u w:val="single"/>
+          </w:rPr>
+          <w:t>亚伯拉罕</w:t>
+        </w:r>
+      </w:hyperlink>
       <w:r>
         <w:rPr>
           <w:lang w:val="zh_CN" w:bidi="zh_CN"/>
         </w:rPr>
-        <w:t>祝福</w:t>
+        <w:t>会</w:t>
       </w:r>
+      <w:hyperlink r:id="rId14">
+        <w:r>
+          <w:rPr>
+            <w:lang w:val="zh_CN" w:bidi="zh_CN"/>
+          </w:rPr>
+          <w:rPr>
+            <w:color w:val="0000EE"/>
+            <w:u w:val="single"/>
+          </w:rPr>
+          <w:t>祝福</w:t>
+        </w:r>
+      </w:hyperlink>
       <w:r>
         <w:rPr>
           <w:lang w:val="zh_CN" w:bidi="zh_CN"/>
         </w:rPr>
-        <w:t>亚伯拉罕的后裔。 亚伯拉罕的后裔将成为</w:t>
+        <w:t>亚伯拉罕的</w:t>
       </w:r>
+      <w:hyperlink r:id="rId15">
+        <w:r>
+          <w:rPr>
+            <w:lang w:val="zh_CN" w:bidi="zh_CN"/>
+          </w:rPr>
+          <w:rPr>
+            <w:color w:val="0000EE"/>
+            <w:u w:val="single"/>
+          </w:rPr>
+          <w:t>后裔</w:t>
+        </w:r>
+      </w:hyperlink>
       <w:r>
         <w:rPr>
           <w:lang w:val="zh_CN" w:bidi="zh_CN"/>
         </w:rPr>
-        <w:t>万国</w:t>
+        <w:t>。 亚伯拉罕的后裔将成为</w:t>
       </w:r>
+      <w:hyperlink r:id="rId16">
+        <w:r>
+          <w:rPr>
+            <w:lang w:val="zh_CN" w:bidi="zh_CN"/>
+          </w:rPr>
+          <w:rPr>
+            <w:color w:val="0000EE"/>
+            <w:u w:val="single"/>
+          </w:rPr>
+          <w:t>万国</w:t>
+        </w:r>
+      </w:hyperlink>
       <w:r>
         <w:rPr>
           <w:lang w:val="zh_CN" w:bidi="zh_CN"/>
         </w:rPr>
-        <w:t>的祝福，神会赐给他们一块土地，让他们可以居住。 亚伯拉罕的后嗣是以撒。 亚伯拉罕死后，亚伯拉罕的儿子以撒继承了这个应许。 这意味着神对亚伯拉罕的应许，现在也是对以撒的应许。 以撒死后，以撒的儿子雅各继承了这个应许。 通过雅各，所有以色列人都继承了这个应许。</w:t>
+        <w:t>的祝福，神会赐给他们一块土地，让他们可以居住。 亚伯拉罕的后嗣是以撒。 亚伯拉罕死后，亚伯拉罕的儿子以撒继承了这个应许。 这意味着神对亚伯拉罕的应许，现在也是对以撒的应许。 以撒死后，以撒的儿子雅各继承了这个应许。 通过雅各，所有</w:t>
+      </w:r>
+      <w:hyperlink r:id="rId17">
+        <w:r>
+          <w:rPr>
+            <w:lang w:val="zh_CN" w:bidi="zh_CN"/>
+          </w:rPr>
+          <w:rPr>
+            <w:color w:val="0000EE"/>
+            <w:u w:val="single"/>
+          </w:rPr>
+          <w:t>以色列人</w:t>
+        </w:r>
+      </w:hyperlink>
+      <w:r>
+        <w:rPr>
+          <w:lang w:val="zh_CN" w:bidi="zh_CN"/>
+        </w:rPr>
+        <w:t>都继承了这个应许。</w:t>
       </w:r>
     </w:p>
     <w:p>
@@ -284,24 +350,36 @@
         </w:rPr>
         <w:t>新约也说，耶稣是万有的后嗣。 耶稣是</w:t>
       </w:r>
-      <w:r>
-        <w:rPr>
-          <w:lang w:val="zh_CN" w:bidi="zh_CN"/>
-        </w:rPr>
-        <w:t>神的儿子</w:t>
-      </w:r>
+      <w:hyperlink r:id="rId18">
+        <w:r>
+          <w:rPr>
+            <w:lang w:val="zh_CN" w:bidi="zh_CN"/>
+          </w:rPr>
+          <w:rPr>
+            <w:color w:val="0000EE"/>
+            <w:u w:val="single"/>
+          </w:rPr>
+          <w:t>神的儿子</w:t>
+        </w:r>
+      </w:hyperlink>
       <w:r>
         <w:rPr>
           <w:lang w:val="zh_CN" w:bidi="zh_CN"/>
         </w:rPr>
         <w:t>。 现在，我们当然知道父神永远不会死，所以这并不意味着耶稣会在神死后继承这些东西。 当圣经说耶稣是后嗣时，这意味着一切都理所当然地属于耶稣。 整个世界都属于耶稣，</w:t>
       </w:r>
-      <w:r>
-        <w:rPr>
-          <w:lang w:val="zh_CN" w:bidi="zh_CN"/>
-        </w:rPr>
-        <w:t>神的国</w:t>
-      </w:r>
+      <w:hyperlink r:id="rId19">
+        <w:r>
+          <w:rPr>
+            <w:lang w:val="zh_CN" w:bidi="zh_CN"/>
+          </w:rPr>
+          <w:rPr>
+            <w:color w:val="0000EE"/>
+            <w:u w:val="single"/>
+          </w:rPr>
+          <w:t>神的国</w:t>
+        </w:r>
+      </w:hyperlink>
       <w:r>
         <w:rPr>
           <w:lang w:val="zh_CN" w:bidi="zh_CN"/>
@@ -322,17 +400,41 @@
         </w:rPr>
         <w:t>新约也称</w:t>
       </w:r>
+      <w:hyperlink r:id="rId20">
+        <w:r>
+          <w:rPr>
+            <w:lang w:val="zh_CN" w:bidi="zh_CN"/>
+          </w:rPr>
+          <w:rPr>
+            <w:color w:val="0000EE"/>
+            <w:u w:val="single"/>
+          </w:rPr>
+          <w:t>信</w:t>
+        </w:r>
+      </w:hyperlink>
       <w:r>
         <w:rPr>
           <w:lang w:val="zh_CN" w:bidi="zh_CN"/>
         </w:rPr>
-        <w:t>信</w:t>
+        <w:t>耶稣的人与耶稣一起"同作后嗣"。 耶稣正在与所有信靠祂为</w:t>
       </w:r>
+      <w:hyperlink r:id="rId21">
+        <w:r>
+          <w:rPr>
+            <w:lang w:val="zh_CN" w:bidi="zh_CN"/>
+          </w:rPr>
+          <w:rPr>
+            <w:color w:val="0000EE"/>
+            <w:u w:val="single"/>
+          </w:rPr>
+          <w:t>救主</w:t>
+        </w:r>
+      </w:hyperlink>
       <w:r>
         <w:rPr>
           <w:lang w:val="zh_CN" w:bidi="zh_CN"/>
         </w:rPr>
-        <w:t>耶稣的人与耶稣一起"同作后嗣"。 耶稣正在与所有信靠祂为救主的人分享祂的产业！</w:t>
+        <w:t>的人分享祂的产业！</w:t>
       </w:r>
       <w:r>
         <w:rPr>
